--- a/fra/docx/026.content.docx
+++ b/fra/docx/026.content.docx
@@ -128,19 +128,6 @@
           <w:lang w:val="fr_FR" w:bidi="fr_FR"/>
         </w:rPr>
         <w:t>W</w:t>
-      </w:r>
-      <w:r>
-        <w:rPr>
-          <w:lang w:val="fr_FR" w:bidi="fr_FR"/>
-        </w:rPr>
-      </w:r>
-    </w:p>
-    <w:p>
-      <w:pPr/>
-      <w:r>
-        <w:rPr>
-          <w:lang w:val="fr_FR" w:bidi="fr_FR"/>
-        </w:rPr>
       </w:r>
       <w:r>
         <w:rPr>

--- a/fra/docx/026.content.docx
+++ b/fra/docx/026.content.docx
@@ -19,7 +19,7 @@
         <w:rPr>
           <w:lang w:val="fr_FR" w:bidi="fr_FR"/>
         </w:rPr>
-        <w:t>Resource: Termes clés (unfoldingWord)</w:t>
+        <w:t>Resource: unfoldingWord® Translation Words</w:t>
       </w:r>
       <w:r>
         <w:rPr>
@@ -90,7 +90,7 @@
         <w:rPr>
           <w:lang w:val="fr_FR" w:bidi="fr_FR"/>
         </w:rPr>
-        <w:t>Termes clés (unfoldingWord)</w:t>
+        <w:t>unfoldingWord® Translation Words</w:t>
       </w:r>
     </w:p>
     <w:p>

--- a/fra/docx/026.content.docx
+++ b/fra/docx/026.content.docx
@@ -127,7 +127,7 @@
         <w:rPr>
           <w:lang w:val="fr_FR" w:bidi="fr_FR"/>
         </w:rPr>
-        <w:t>W</w:t>
+        <w:t>Y</w:t>
       </w:r>
       <w:r>
         <w:rPr>
@@ -190,7 +190,7 @@
         <w:rPr>
           <w:lang w:val="fr_FR" w:bidi="fr_FR"/>
         </w:rPr>
-        <w:t>Woe</w:t>
+        <w:t>Yahweh des armées</w:t>
       </w:r>
       <w:r>
         <w:rPr>
@@ -220,7 +220,7 @@
         <w:rPr>
           <w:lang w:val="fr_FR" w:bidi="fr_FR"/>
         </w:rPr>
-        <w:t>Le terme “woe” fait référence à un sentiment de grande détresse. Il indique également que quelqu’un va connaître de graves difficultés.</w:t>
+        <w:t>Les termes “Yahvé des armées” et “Dieu des armées” sont des titres qui expriment l’autorité de Dieu sur les milliers d’anges qui lui obéissent.</w:t>
       </w:r>
     </w:p>
     <w:p>
@@ -238,7 +238,7 @@
         <w:rPr>
           <w:lang w:val="fr_FR" w:bidi="fr_FR"/>
         </w:rPr>
-        <w:t>L’expression “malheur à” est suivie d’un avertissement aux gens qu’ils vont souffrir en punition de leurs péchés.</w:t>
+        <w:t>Le terme “hôte” ou “armées” est un mot qui fait référence à un grand nombre de choses, comme une armée de personnes ou le nombre massif d’étoiles. Il peut également désigner tous les nombreux êtres spirituels, y compris les mauvais esprits. Le contexte indique clairement de quoi il s’agit.</w:t>
       </w:r>
     </w:p>
     <w:p>
@@ -256,7 +256,7 @@
         <w:rPr>
           <w:lang w:val="fr_FR" w:bidi="fr_FR"/>
         </w:rPr>
-        <w:t>A plusieurs endroits dans la Bible, le mot “malheur” est répété, pour souligner un jugement particulièrement terrible.</w:t>
+        <w:t>Des expressions telles que “l’armée des cieux” font référence à toutes les étoiles, planètes et autres corps célestes.</w:t>
       </w:r>
     </w:p>
     <w:p>
@@ -274,7 +274,7 @@
         <w:rPr>
           <w:lang w:val="fr_FR" w:bidi="fr_FR"/>
         </w:rPr>
-        <w:t>Une personne qui dit “malheur à moi” ou “malheur à moi” exprime son chagrin face à de graves souffrances.</w:t>
+        <w:t>Dans le Nouveau Testament, l’expression “Seigneur des armées” a la même signification que “Yahvé des armées”, mais elle ne peut pas être traduite de cette façon puisque le mot hébreu “Yahvé” n’est pas utilisé dans le Nouveau Testament.</w:t>
       </w:r>
     </w:p>
     <w:p>
@@ -303,7 +303,7 @@
         <w:rPr>
           <w:lang w:val="fr_FR" w:bidi="fr_FR"/>
         </w:rPr>
-        <w:t>Selon le contexte, le terme “woe” pourrait également être traduit par “grande peine” ou “tristesse” ou “calamité” ou “désastre”.</w:t>
+        <w:t>On pourrait traduire “Yahweh of hosts” par “Yahweh, qui gouverne tous les anges” ou “Yahweh, le chef des armées d’anges” ou “Yahweh, le chef de toute la création”.</w:t>
       </w:r>
     </w:p>
     <w:p>
@@ -321,7 +321,7 @@
         <w:rPr>
           <w:lang w:val="fr_FR" w:bidi="fr_FR"/>
         </w:rPr>
-        <w:t>D’autres façons de traduire l’expression “Malheur à (nom de la ville)” pourraient inclure : “Comme ce sera terrible pour (nom de la ville)” ou “Les habitants de (cette ville) seront sévèrement punis” ou “Ces gens souffriront beaucoup.”</w:t>
+        <w:t>L’expression “of hosts” dans les termes “God of hosts” et “Lord of hosts” serait traduite de la même manière que dans l’expression “Yahweh of hosts” ci-dessus.</w:t>
       </w:r>
     </w:p>
     <w:p>
@@ -339,7 +339,116 @@
         <w:rPr>
           <w:lang w:val="fr_FR" w:bidi="fr_FR"/>
         </w:rPr>
-        <w:t>L’expression “Malheur à moi !” ou “Malheur à moi !” pourrait être traduite par “Comme je suis triste !” ou “Je suis si triste !” ou “Comme c’est terrible pour moi !”.</w:t>
+        <w:t>Certaines églises n’acceptent pas le terme littéral “Yahweh” et préfèrent utiliser le mot en majuscule “LORD” à la place, suivant la tradition de nombreuses versions de la Bible. Pour ces Églises, une traduction du terme “Éternel des armées” serait utilisée dans l’Ancien Testament pour “Yahvé des armées”.</w:t>
+      </w:r>
+    </w:p>
+    <w:p>
+      <w:pPr/>
+      <w:r>
+        <w:rPr>
+          <w:lang w:val="fr_FR" w:bidi="fr_FR"/>
+        </w:rPr>
+      </w:r>
+      <w:r>
+        <w:rPr>
+          <w:lang w:val="fr_FR" w:bidi="fr_FR"/>
+        </w:rPr>
+        <w:t xml:space="preserve">(Voir aussi : </w:t>
+      </w:r>
+      <w:r>
+        <w:rPr>
+          <w:lang w:val="fr_FR" w:bidi="fr_FR"/>
+        </w:rPr>
+        <w:t>angel</w:t>
+      </w:r>
+      <w:r>
+        <w:rPr>
+          <w:lang w:val="fr_FR" w:bidi="fr_FR"/>
+        </w:rPr>
+        <w:t xml:space="preserve">, </w:t>
+      </w:r>
+      <w:r>
+        <w:rPr>
+          <w:lang w:val="fr_FR" w:bidi="fr_FR"/>
+        </w:rPr>
+        <w:t>authority</w:t>
+      </w:r>
+      <w:r>
+        <w:rPr>
+          <w:lang w:val="fr_FR" w:bidi="fr_FR"/>
+        </w:rPr>
+        <w:t xml:space="preserve">, </w:t>
+      </w:r>
+      <w:r>
+        <w:rPr>
+          <w:lang w:val="fr_FR" w:bidi="fr_FR"/>
+        </w:rPr>
+        <w:t>God</w:t>
+      </w:r>
+      <w:r>
+        <w:rPr>
+          <w:lang w:val="fr_FR" w:bidi="fr_FR"/>
+        </w:rPr>
+        <w:t xml:space="preserve">, </w:t>
+      </w:r>
+      <w:r>
+        <w:rPr>
+          <w:lang w:val="fr_FR" w:bidi="fr_FR"/>
+        </w:rPr>
+        <w:t>lord</w:t>
+      </w:r>
+      <w:r>
+        <w:rPr>
+          <w:lang w:val="fr_FR" w:bidi="fr_FR"/>
+        </w:rPr>
+        <w:t xml:space="preserve">, </w:t>
+      </w:r>
+      <w:r>
+        <w:rPr>
+          <w:lang w:val="fr_FR" w:bidi="fr_FR"/>
+        </w:rPr>
+        <w:t>Lord</w:t>
+      </w:r>
+      <w:r>
+        <w:rPr>
+          <w:lang w:val="fr_FR" w:bidi="fr_FR"/>
+        </w:rPr>
+        <w:t xml:space="preserve">, </w:t>
+      </w:r>
+      <w:r>
+        <w:rPr>
+          <w:lang w:val="fr_FR" w:bidi="fr_FR"/>
+        </w:rPr>
+        <w:t>Lord Yahweh</w:t>
+      </w:r>
+      <w:r>
+        <w:rPr>
+          <w:lang w:val="fr_FR" w:bidi="fr_FR"/>
+        </w:rPr>
+        <w:t xml:space="preserve"> </w:t>
+      </w:r>
+      <w:r>
+        <w:rPr>
+          <w:lang w:val="fr_FR" w:bidi="fr_FR"/>
+        </w:rPr>
+        <w:t>Yahweh</w:t>
+      </w:r>
+      <w:r>
+        <w:rPr>
+          <w:lang w:val="fr_FR" w:bidi="fr_FR"/>
+        </w:rPr>
+        <w:t>)</w:t>
+      </w:r>
+    </w:p>
+    <w:p>
+      <w:pPr>
+        <w:pStyle w:val="Heading3"/>
+      </w:pPr>
+      <w:r>
+        <w:rPr>
+          <w:lang w:val="fr_FR" w:bidi="fr_FR"/>
+        </w:rPr>
+        <w:t>Références bibliques :</w:t>
       </w:r>
     </w:p>
     <w:p>
@@ -357,7 +466,7 @@
         <w:rPr>
           <w:lang w:val="fr_FR" w:bidi="fr_FR"/>
         </w:rPr>
-        <w:t>L’expression “Malheur à toi” pourrait également être traduite par “Tu vas souffrir terriblement” ou “Tu vas connaître de terribles ennuis.”</w:t>
+        <w:t>Zechariah 13:2</w:t>
       </w:r>
     </w:p>
     <w:p>
@@ -368,7 +477,7 @@
         <w:rPr>
           <w:lang w:val="fr_FR" w:bidi="fr_FR"/>
         </w:rPr>
-        <w:t>Références bibliques :</w:t>
+        <w:t>Données sur les mots :</w:t>
       </w:r>
     </w:p>
     <w:p>
@@ -386,162 +495,7 @@
         <w:rPr>
           <w:lang w:val="fr_FR" w:bidi="fr_FR"/>
         </w:rPr>
-        <w:t>Ezekiel 13:17–18</w:t>
-      </w:r>
-    </w:p>
-    <w:p>
-      <w:pPr>
-        <w:pStyle w:val="ListBullet"/>
-        <w:spacing w:line="240" w:lineRule="auto"/>
-        <w:ind w:left="720"/>
-      </w:pPr>
-      <w:r>
-        <w:rPr>
-          <w:lang w:val="fr_FR" w:bidi="fr_FR"/>
-        </w:rPr>
-      </w:r>
-      <w:r>
-        <w:rPr>
-          <w:lang w:val="fr_FR" w:bidi="fr_FR"/>
-        </w:rPr>
-        <w:t>Habakkuk 2:12</w:t>
-      </w:r>
-    </w:p>
-    <w:p>
-      <w:pPr>
-        <w:pStyle w:val="ListBullet"/>
-        <w:spacing w:line="240" w:lineRule="auto"/>
-        <w:ind w:left="720"/>
-      </w:pPr>
-      <w:r>
-        <w:rPr>
-          <w:lang w:val="fr_FR" w:bidi="fr_FR"/>
-        </w:rPr>
-      </w:r>
-      <w:r>
-        <w:rPr>
-          <w:lang w:val="fr_FR" w:bidi="fr_FR"/>
-        </w:rPr>
-        <w:t>Isaiah 31:1–2</w:t>
-      </w:r>
-    </w:p>
-    <w:p>
-      <w:pPr>
-        <w:pStyle w:val="ListBullet"/>
-        <w:spacing w:line="240" w:lineRule="auto"/>
-        <w:ind w:left="720"/>
-      </w:pPr>
-      <w:r>
-        <w:rPr>
-          <w:lang w:val="fr_FR" w:bidi="fr_FR"/>
-        </w:rPr>
-      </w:r>
-      <w:r>
-        <w:rPr>
-          <w:lang w:val="fr_FR" w:bidi="fr_FR"/>
-        </w:rPr>
-        <w:t>Jeremiah 45:1–3</w:t>
-      </w:r>
-    </w:p>
-    <w:p>
-      <w:pPr>
-        <w:pStyle w:val="ListBullet"/>
-        <w:spacing w:line="240" w:lineRule="auto"/>
-        <w:ind w:left="720"/>
-      </w:pPr>
-      <w:r>
-        <w:rPr>
-          <w:lang w:val="fr_FR" w:bidi="fr_FR"/>
-        </w:rPr>
-      </w:r>
-      <w:r>
-        <w:rPr>
-          <w:lang w:val="fr_FR" w:bidi="fr_FR"/>
-        </w:rPr>
-        <w:t>Jude 1:9–11</w:t>
-      </w:r>
-    </w:p>
-    <w:p>
-      <w:pPr>
-        <w:pStyle w:val="ListBullet"/>
-        <w:spacing w:line="240" w:lineRule="auto"/>
-        <w:ind w:left="720"/>
-      </w:pPr>
-      <w:r>
-        <w:rPr>
-          <w:lang w:val="fr_FR" w:bidi="fr_FR"/>
-        </w:rPr>
-      </w:r>
-      <w:r>
-        <w:rPr>
-          <w:lang w:val="fr_FR" w:bidi="fr_FR"/>
-        </w:rPr>
-        <w:t>Luke 6:24</w:t>
-      </w:r>
-    </w:p>
-    <w:p>
-      <w:pPr>
-        <w:pStyle w:val="ListBullet"/>
-        <w:spacing w:line="240" w:lineRule="auto"/>
-        <w:ind w:left="720"/>
-      </w:pPr>
-      <w:r>
-        <w:rPr>
-          <w:lang w:val="fr_FR" w:bidi="fr_FR"/>
-        </w:rPr>
-      </w:r>
-      <w:r>
-        <w:rPr>
-          <w:lang w:val="fr_FR" w:bidi="fr_FR"/>
-        </w:rPr>
-        <w:t>Luke 17:1–2</w:t>
-      </w:r>
-    </w:p>
-    <w:p>
-      <w:pPr>
-        <w:pStyle w:val="ListBullet"/>
-        <w:spacing w:line="240" w:lineRule="auto"/>
-        <w:ind w:left="720"/>
-      </w:pPr>
-      <w:r>
-        <w:rPr>
-          <w:lang w:val="fr_FR" w:bidi="fr_FR"/>
-        </w:rPr>
-      </w:r>
-      <w:r>
-        <w:rPr>
-          <w:lang w:val="fr_FR" w:bidi="fr_FR"/>
-        </w:rPr>
-        <w:t>Matthew 23:23</w:t>
-      </w:r>
-    </w:p>
-    <w:p>
-      <w:pPr>
-        <w:pStyle w:val="Heading3"/>
-      </w:pPr>
-      <w:r>
-        <w:rPr>
-          <w:lang w:val="fr_FR" w:bidi="fr_FR"/>
-        </w:rPr>
-        <w:t>Données du mot :</w:t>
-      </w:r>
-    </w:p>
-    <w:p>
-      <w:pPr>
-        <w:pStyle w:val="ListBullet"/>
-        <w:spacing w:line="240" w:lineRule="auto"/>
-        <w:ind w:left="720"/>
-      </w:pPr>
-      <w:r>
-        <w:rPr>
-          <w:lang w:val="fr_FR" w:bidi="fr_FR"/>
-        </w:rPr>
-      </w:r>
-      <w:r>
-        <w:rPr>
-          <w:lang w:val="fr_FR" w:bidi="fr_FR"/>
-        </w:rPr>
-        <w:t>Strong’s : H0188, H0190, H0337, H0480, H1929, H1945, H1958, G37590</w:t>
+        <w:t>Strong’s : H0430, H3068, H6635, G29620, G45190</w:t>
       </w:r>
       <w:r>
         <w:rPr>
